--- a/downloads/teacher/04 Units/Unit 05 - Apparel and Textile Production and Design - Make It, Mend It, Wear It/Lesson 05.05 - Sewing Tools and Safety.docx
+++ b/downloads/teacher/04 Units/Unit 05 - Apparel and Textile Production and Design - Make It, Mend It, Wear It/Lesson 05.05 - Sewing Tools and Safety.docx
@@ -278,23 +278,41 @@
       <w:r>
         <w:t xml:space="preserve">By the end of this lesson, students will be able to:</w:t>
       </w:r>
-      <w:r>
-        <w:t xml:space="preserve"> </w:t>
-      </w:r>
-      <w:r>
-        <w:t xml:space="preserve">1. (Low: remember or understand) Identify by name and job at least ten hand sewing tools from the station kit, and state where each one lives when it is not in a hand.</w:t>
-      </w:r>
-      <w:r>
-        <w:t xml:space="preserve"> </w:t>
-      </w:r>
-      <w:r>
-        <w:t xml:space="preserve">2. (Mid: apply or analyze) State the six needle rules and the six steps of the count-out and count-in routine in order, and demonstrate the routine at their own station with a complete, matching count.</w:t>
-      </w:r>
-      <w:r>
-        <w:t xml:space="preserve"> </w:t>
-      </w:r>
-      <w:r>
-        <w:t xml:space="preserve">3. (High: evaluate or create) Given three unsafe station scenarios, evaluate what rule was broken, what could happen, and what the station should do instead.</w:t>
+    </w:p>
+    <w:p>
+      <w:pPr>
+        <w:numPr>
+          <w:ilvl w:val="0"/>
+          <w:numId w:val="1002"/>
+        </w:numPr>
+        <w:pStyle w:val="Compact"/>
+      </w:pPr>
+      <w:r>
+        <w:t xml:space="preserve">(Low: remember or understand) Identify by name and job at least ten hand sewing tools from the station kit, and state where each one lives when it is not in a hand.</w:t>
+      </w:r>
+    </w:p>
+    <w:p>
+      <w:pPr>
+        <w:numPr>
+          <w:ilvl w:val="0"/>
+          <w:numId w:val="1002"/>
+        </w:numPr>
+        <w:pStyle w:val="Compact"/>
+      </w:pPr>
+      <w:r>
+        <w:t xml:space="preserve">(Mid: apply or analyze) State the six needle rules and the six steps of the count-out and count-in routine in order, and demonstrate the routine at their own station with a complete, matching count.</w:t>
+      </w:r>
+    </w:p>
+    <w:p>
+      <w:pPr>
+        <w:numPr>
+          <w:ilvl w:val="0"/>
+          <w:numId w:val="1002"/>
+        </w:numPr>
+        <w:pStyle w:val="Compact"/>
+      </w:pPr>
+      <w:r>
+        <w:t xml:space="preserve">(High: evaluate or create) Given three unsafe station scenarios, evaluate what rule was broken, what could happen, and what the station should do instead.</w:t>
       </w:r>
     </w:p>
     <w:p>
@@ -1007,35 +1025,65 @@
         </w:rPr>
         <w:t xml:space="preserve">Shared, for the room:</w:t>
       </w:r>
-      <w:r>
-        <w:t xml:space="preserve"> </w:t>
-      </w:r>
-      <w:r>
-        <w:t xml:space="preserve">- One iron and one small pressing board or a folded towel on a heatproof mat, at the front, on a table nobody walks past. One operator at a time and that operator is me until Lesson 5.10.</w:t>
-      </w:r>
-      <w:r>
-        <w:t xml:space="preserve"> </w:t>
-      </w:r>
-      <w:r>
-        <w:t xml:space="preserve">- A magnet on a stick, or a strong magnet in a sandwich bag, for sweeping the floor when a count does not match</w:t>
-      </w:r>
-      <w:r>
-        <w:t xml:space="preserve"> </w:t>
-      </w:r>
-      <w:r>
-        <w:t xml:space="preserve">- A sharps container, or a labeled hard plastic jar with a lid, for bent needles and broken pins</w:t>
-      </w:r>
-      <w:r>
-        <w:t xml:space="preserve"> </w:t>
-      </w:r>
-      <w:r>
-        <w:t xml:space="preserve">- The PPE bin from Lesson 5.1 (closed-toe shoes reminder, hair ties)</w:t>
-      </w:r>
-      <w:r>
-        <w:t xml:space="preserve"> </w:t>
-      </w:r>
-      <w:r>
-        <w:t xml:space="preserve">- Handout, one per student:</w:t>
+    </w:p>
+    <w:p>
+      <w:pPr>
+        <w:numPr>
+          <w:ilvl w:val="0"/>
+          <w:numId w:val="1003"/>
+        </w:numPr>
+        <w:pStyle w:val="Compact"/>
+      </w:pPr>
+      <w:r>
+        <w:t xml:space="preserve">One iron and one small pressing board or a folded towel on a heatproof mat, at the front, on a table nobody walks past. One operator at a time and that operator is me until Lesson 5.10.</w:t>
+      </w:r>
+    </w:p>
+    <w:p>
+      <w:pPr>
+        <w:numPr>
+          <w:ilvl w:val="0"/>
+          <w:numId w:val="1003"/>
+        </w:numPr>
+        <w:pStyle w:val="Compact"/>
+      </w:pPr>
+      <w:r>
+        <w:t xml:space="preserve">A magnet on a stick, or a strong magnet in a sandwich bag, for sweeping the floor when a count does not match</w:t>
+      </w:r>
+    </w:p>
+    <w:p>
+      <w:pPr>
+        <w:numPr>
+          <w:ilvl w:val="0"/>
+          <w:numId w:val="1003"/>
+        </w:numPr>
+        <w:pStyle w:val="Compact"/>
+      </w:pPr>
+      <w:r>
+        <w:t xml:space="preserve">A sharps container, or a labeled hard plastic jar with a lid, for bent needles and broken pins</w:t>
+      </w:r>
+    </w:p>
+    <w:p>
+      <w:pPr>
+        <w:numPr>
+          <w:ilvl w:val="0"/>
+          <w:numId w:val="1003"/>
+        </w:numPr>
+        <w:pStyle w:val="Compact"/>
+      </w:pPr>
+      <w:r>
+        <w:t xml:space="preserve">The PPE bin from Lesson 5.1 (closed-toe shoes reminder, hair ties)</w:t>
+      </w:r>
+    </w:p>
+    <w:p>
+      <w:pPr>
+        <w:numPr>
+          <w:ilvl w:val="0"/>
+          <w:numId w:val="1003"/>
+        </w:numPr>
+        <w:pStyle w:val="Compact"/>
+      </w:pPr>
+      <w:r>
+        <w:t xml:space="preserve">Handout, one per student:</w:t>
       </w:r>
       <w:r>
         <w:t xml:space="preserve"> </w:t>
@@ -1046,11 +1094,17 @@
         </w:rPr>
         <w:t xml:space="preserve">Handout 05.05 - Tool Kit Guide and Count Sheet.md</w:t>
       </w:r>
-      <w:r>
-        <w:t xml:space="preserve"> </w:t>
-      </w:r>
-      <w:r>
-        <w:t xml:space="preserve">- Slides:</w:t>
+    </w:p>
+    <w:p>
+      <w:pPr>
+        <w:numPr>
+          <w:ilvl w:val="0"/>
+          <w:numId w:val="1003"/>
+        </w:numPr>
+        <w:pStyle w:val="Compact"/>
+      </w:pPr>
+      <w:r>
+        <w:t xml:space="preserve">Slides:</w:t>
       </w:r>
       <w:r>
         <w:t xml:space="preserve"> </w:t>
@@ -1067,29 +1121,53 @@
       <w:r>
         <w:t xml:space="preserve">(outline in 05 Materials; the site renders it as a deck)</w:t>
       </w:r>
-      <w:r>
-        <w:t xml:space="preserve"> </w:t>
-      </w:r>
-      <w:r>
-        <w:t xml:space="preserve">- The class agreement chart paper from Lesson 5.2, still posted</w:t>
-      </w:r>
-      <w:r>
-        <w:t xml:space="preserve"> </w:t>
-      </w:r>
-      <w:r>
-        <w:t xml:space="preserve">- Index cards for the closure</w:t>
-      </w:r>
-      <w:r>
-        <w:t xml:space="preserve"> </w:t>
-      </w:r>
-      <w:r>
-        <w:t xml:space="preserve">- Timer visible to the class</w:t>
-      </w:r>
-      <w:r>
-        <w:t xml:space="preserve"> </w:t>
-      </w:r>
-      <w:r>
-        <w:t xml:space="preserve">- Setup notes: build the three kits before the unit starts, in identical boxes, with a photo of the correct layout taped inside each lid so a student can see at a glance what is missing. Count the needles and pins into each cushion yourself and write the starting numbers on the station’s count sheet. Tape a small</w:t>
+    </w:p>
+    <w:p>
+      <w:pPr>
+        <w:numPr>
+          <w:ilvl w:val="0"/>
+          <w:numId w:val="1003"/>
+        </w:numPr>
+        <w:pStyle w:val="Compact"/>
+      </w:pPr>
+      <w:r>
+        <w:t xml:space="preserve">The class agreement chart paper from Lesson 5.2, still posted</w:t>
+      </w:r>
+    </w:p>
+    <w:p>
+      <w:pPr>
+        <w:numPr>
+          <w:ilvl w:val="0"/>
+          <w:numId w:val="1003"/>
+        </w:numPr>
+        <w:pStyle w:val="Compact"/>
+      </w:pPr>
+      <w:r>
+        <w:t xml:space="preserve">Index cards for the closure</w:t>
+      </w:r>
+    </w:p>
+    <w:p>
+      <w:pPr>
+        <w:numPr>
+          <w:ilvl w:val="0"/>
+          <w:numId w:val="1003"/>
+        </w:numPr>
+        <w:pStyle w:val="Compact"/>
+      </w:pPr>
+      <w:r>
+        <w:t xml:space="preserve">Timer visible to the class</w:t>
+      </w:r>
+    </w:p>
+    <w:p>
+      <w:pPr>
+        <w:numPr>
+          <w:ilvl w:val="0"/>
+          <w:numId w:val="1003"/>
+        </w:numPr>
+        <w:pStyle w:val="Compact"/>
+      </w:pPr>
+      <w:r>
+        <w:t xml:space="preserve">Setup notes: build the three kits before the unit starts, in identical boxes, with a photo of the correct layout taped inside each lid so a student can see at a glance what is missing. Count the needles and pins into each cushion yourself and write the starting numbers on the station’s count sheet. Tape a small</w:t>
       </w:r>
       <w:r>
         <w:t xml:space="preserve"> </w:t>
@@ -1537,169 +1615,229 @@
       <w:r>
         <w:t xml:space="preserve">Monitor understanding:</w:t>
       </w:r>
+    </w:p>
+    <w:p>
+      <w:pPr>
+        <w:numPr>
+          <w:ilvl w:val="0"/>
+          <w:numId w:val="1004"/>
+        </w:numPr>
+        <w:pStyle w:val="Compact"/>
+      </w:pPr>
+      <w:r>
+        <w:t xml:space="preserve">Where does a needle live when it is not in your hand? Name all three legal places.</w:t>
+      </w:r>
+    </w:p>
+    <w:p>
+      <w:pPr>
+        <w:numPr>
+          <w:ilvl w:val="0"/>
+          <w:numId w:val="1004"/>
+        </w:numPr>
+        <w:pStyle w:val="Compact"/>
+      </w:pPr>
+      <w:r>
+        <w:t xml:space="preserve">Which is a bigger needle, a 5 or a 9?</w:t>
+      </w:r>
+    </w:p>
+    <w:p>
+      <w:pPr>
+        <w:numPr>
+          <w:ilvl w:val="0"/>
+          <w:numId w:val="1004"/>
+        </w:numPr>
+        <w:pStyle w:val="Compact"/>
+      </w:pPr>
+      <w:r>
+        <w:t xml:space="preserve">How do you hand somebody the snips?</w:t>
+      </w:r>
+    </w:p>
+    <w:p>
+      <w:pPr>
+        <w:numPr>
+          <w:ilvl w:val="0"/>
+          <w:numId w:val="1004"/>
+        </w:numPr>
+        <w:pStyle w:val="Compact"/>
+      </w:pPr>
+      <w:r>
+        <w:t xml:space="preserve">What are the two numbers the Station Manager writes down?</w:t>
+      </w:r>
+    </w:p>
+    <w:p>
+      <w:pPr>
+        <w:numPr>
+          <w:ilvl w:val="0"/>
+          <w:numId w:val="1004"/>
+        </w:numPr>
+        <w:pStyle w:val="Compact"/>
+      </w:pPr>
+      <w:r>
+        <w:t xml:space="preserve">What happens if the count does not match?</w:t>
+      </w:r>
+    </w:p>
+    <w:p>
+      <w:pPr>
+        <w:pStyle w:val="FirstParagraph"/>
+      </w:pPr>
+      <w:r>
+        <w:t xml:space="preserve">Deepen learning:</w:t>
+      </w:r>
+    </w:p>
+    <w:p>
+      <w:pPr>
+        <w:numPr>
+          <w:ilvl w:val="0"/>
+          <w:numId w:val="1005"/>
+        </w:numPr>
+        <w:pStyle w:val="Compact"/>
+      </w:pPr>
+      <w:r>
+        <w:t xml:space="preserve">Why do we count pins and not thread?</w:t>
+      </w:r>
+    </w:p>
+    <w:p>
+      <w:pPr>
+        <w:numPr>
+          <w:ilvl w:val="0"/>
+          <w:numId w:val="1005"/>
+        </w:numPr>
+        <w:pStyle w:val="Compact"/>
+      </w:pPr>
+      <w:r>
+        <w:t xml:space="preserve">A dull pair of shears is a safety problem, not just an annoying one. Explain why.</w:t>
+      </w:r>
+    </w:p>
+    <w:p>
+      <w:pPr>
+        <w:numPr>
+          <w:ilvl w:val="0"/>
+          <w:numId w:val="1005"/>
+        </w:numPr>
+        <w:pStyle w:val="Compact"/>
+      </w:pPr>
+      <w:r>
+        <w:t xml:space="preserve">The kitchen has a station check before dismissal and this room has a count. What do those two routines have in common?</w:t>
+      </w:r>
+    </w:p>
+    <w:p>
+      <w:pPr>
+        <w:numPr>
+          <w:ilvl w:val="0"/>
+          <w:numId w:val="1005"/>
+        </w:numPr>
+        <w:pStyle w:val="Compact"/>
+      </w:pPr>
+      <w:r>
+        <w:t xml:space="preserve">If you were the boss of a shop with twenty workers and sharp tools, what would you add to our six rules?</w:t>
+      </w:r>
+    </w:p>
+    <w:p>
+      <w:pPr>
+        <w:numPr>
+          <w:ilvl w:val="0"/>
+          <w:numId w:val="1005"/>
+        </w:numPr>
+        <w:pStyle w:val="Compact"/>
+      </w:pPr>
+      <w:r>
+        <w:t xml:space="preserve">Why does the seam ripper make people braver about trying a stitch?</w:t>
+      </w:r>
+    </w:p>
+    <w:p>
+      <w:pPr>
+        <w:pStyle w:val="Heading2"/>
+      </w:pPr>
+      <w:bookmarkStart w:id="30" w:name="check-for-understanding"/>
+      <w:r>
+        <w:t xml:space="preserve">Check for understanding</w:t>
+      </w:r>
+      <w:bookmarkEnd w:id="30"/>
+    </w:p>
+    <w:p>
+      <w:pPr>
+        <w:pStyle w:val="FirstParagraph"/>
+      </w:pPr>
+      <w:r>
+        <w:t xml:space="preserve">Two checks, both concrete. During Step 1 and 2, walk with the clipboard and ask three students at each station to name a tool and its home; any wrong</w:t>
+      </w:r>
       <w:r>
         <w:t xml:space="preserve"> </w:t>
       </w:r>
       <w:r>
-        <w:t xml:space="preserve">- Where does a needle live when it is not in your hand? Name all three legal places.</w:t>
+        <w:t xml:space="preserve">“</w:t>
+      </w:r>
+      <w:r>
+        <w:t xml:space="preserve">home</w:t>
+      </w:r>
+      <w:r>
+        <w:t xml:space="preserve">”</w:t>
       </w:r>
       <w:r>
         <w:t xml:space="preserve"> </w:t>
       </w:r>
       <w:r>
-        <w:t xml:space="preserve">- Which is a bigger needle, a 5 or a 9?</w:t>
+        <w:t xml:space="preserve">answer gets corrected at the table. During Step 3, the count sheet itself is the check: a station whose two numbers match, written in the Station Manager’s own hand, with my initials, has demonstrated Objective 2. A station that cannot get the count to match in a practice run with no fabric on the table is the station that needs the Station Manager job assigned to a different student tomorrow.</w:t>
+      </w:r>
+    </w:p>
+    <w:p>
+      <w:pPr>
+        <w:pStyle w:val="Heading2"/>
+      </w:pPr>
+      <w:bookmarkStart w:id="31" w:name="closure-time-4-min"/>
+      <w:r>
+        <w:t xml:space="preserve">Closure (Time: 4 min)</w:t>
+      </w:r>
+      <w:bookmarkEnd w:id="31"/>
+    </w:p>
+    <w:p>
+      <w:pPr>
+        <w:pStyle w:val="FirstParagraph"/>
+      </w:pPr>
+      <w:r>
+        <w:t xml:space="preserve">Exit card, three lines: (1) the six needle rules, as many as you can write in ninety seconds, (2) the one rule you think people in this room will break first, (3) one tool you want to use most. Three students read line 1 aloud, and the class fills in whatever is missing. Sort into</w:t>
       </w:r>
       <w:r>
         <w:t xml:space="preserve"> </w:t>
       </w:r>
       <w:r>
-        <w:t xml:space="preserve">- How do you hand somebody the snips?</w:t>
+        <w:t xml:space="preserve">“</w:t>
+      </w:r>
+      <w:r>
+        <w:t xml:space="preserve">got it</w:t>
+      </w:r>
+      <w:r>
+        <w:t xml:space="preserve">”</w:t>
       </w:r>
       <w:r>
         <w:t xml:space="preserve"> </w:t>
       </w:r>
       <w:r>
-        <w:t xml:space="preserve">- What are the two numbers the Station Manager writes down?</w:t>
+        <w:t xml:space="preserve">and</w:t>
       </w:r>
       <w:r>
         <w:t xml:space="preserve"> </w:t>
       </w:r>
       <w:r>
-        <w:t xml:space="preserve">- What happens if the count does not match?</w:t>
-      </w:r>
-    </w:p>
-    <w:p>
-      <w:pPr>
-        <w:pStyle w:val="BodyText"/>
-      </w:pPr>
-      <w:r>
-        <w:t xml:space="preserve">Deepen learning:</w:t>
+        <w:t xml:space="preserve">“</w:t>
+      </w:r>
+      <w:r>
+        <w:t xml:space="preserve">needs more.</w:t>
+      </w:r>
+      <w:r>
+        <w:t xml:space="preserve">”</w:t>
       </w:r>
       <w:r>
         <w:t xml:space="preserve"> </w:t>
       </w:r>
       <w:r>
-        <w:t xml:space="preserve">- Why do we count pins and not thread?</w:t>
-      </w:r>
-      <w:r>
-        <w:t xml:space="preserve"> </w:t>
-      </w:r>
-      <w:r>
-        <w:t xml:space="preserve">- A dull pair of shears is a safety problem, not just an annoying one. Explain why.</w:t>
-      </w:r>
-      <w:r>
-        <w:t xml:space="preserve"> </w:t>
-      </w:r>
-      <w:r>
-        <w:t xml:space="preserve">- The kitchen has a station check before dismissal and this room has a count. What do those two routines have in common?</w:t>
-      </w:r>
-      <w:r>
-        <w:t xml:space="preserve"> </w:t>
-      </w:r>
-      <w:r>
-        <w:t xml:space="preserve">- If you were the boss of a shop with twenty workers and sharp tools, what would you add to our six rules?</w:t>
-      </w:r>
-      <w:r>
-        <w:t xml:space="preserve"> </w:t>
-      </w:r>
-      <w:r>
-        <w:t xml:space="preserve">- Why does the seam ripper make people braver about trying a stitch?</w:t>
+        <w:t xml:space="preserve">Any card with fewer than four rules gets the student a 60-second repeat at the front of Lesson 5.6 before the needles come out. Post the six rules at every station tonight.</w:t>
       </w:r>
     </w:p>
     <w:p>
       <w:pPr>
         <w:pStyle w:val="Heading2"/>
       </w:pPr>
-      <w:bookmarkStart w:id="30" w:name="check-for-understanding"/>
-      <w:r>
-        <w:t xml:space="preserve">Check for understanding</w:t>
-      </w:r>
-      <w:bookmarkEnd w:id="30"/>
-    </w:p>
-    <w:p>
-      <w:pPr>
-        <w:pStyle w:val="FirstParagraph"/>
-      </w:pPr>
-      <w:r>
-        <w:t xml:space="preserve">Two checks, both concrete. During Step 1 and 2, walk with the clipboard and ask three students at each station to name a tool and its home; any wrong</w:t>
-      </w:r>
-      <w:r>
-        <w:t xml:space="preserve"> </w:t>
-      </w:r>
-      <w:r>
-        <w:t xml:space="preserve">“</w:t>
-      </w:r>
-      <w:r>
-        <w:t xml:space="preserve">home</w:t>
-      </w:r>
-      <w:r>
-        <w:t xml:space="preserve">”</w:t>
-      </w:r>
-      <w:r>
-        <w:t xml:space="preserve"> </w:t>
-      </w:r>
-      <w:r>
-        <w:t xml:space="preserve">answer gets corrected at the table. During Step 3, the count sheet itself is the check: a station whose two numbers match, written in the Station Manager’s own hand, with my initials, has demonstrated Objective 2. A station that cannot get the count to match in a practice run with no fabric on the table is the station that needs the Station Manager job assigned to a different student tomorrow.</w:t>
-      </w:r>
-    </w:p>
-    <w:p>
-      <w:pPr>
-        <w:pStyle w:val="Heading2"/>
-      </w:pPr>
-      <w:bookmarkStart w:id="31" w:name="closure-time-4-min"/>
-      <w:r>
-        <w:t xml:space="preserve">Closure (Time: 4 min)</w:t>
-      </w:r>
-      <w:bookmarkEnd w:id="31"/>
-    </w:p>
-    <w:p>
-      <w:pPr>
-        <w:pStyle w:val="FirstParagraph"/>
-      </w:pPr>
-      <w:r>
-        <w:t xml:space="preserve">Exit card, three lines: (1) the six needle rules, as many as you can write in ninety seconds, (2) the one rule you think people in this room will break first, (3) one tool you want to use most. Three students read line 1 aloud, and the class fills in whatever is missing. Sort into</w:t>
-      </w:r>
-      <w:r>
-        <w:t xml:space="preserve"> </w:t>
-      </w:r>
-      <w:r>
-        <w:t xml:space="preserve">“</w:t>
-      </w:r>
-      <w:r>
-        <w:t xml:space="preserve">got it</w:t>
-      </w:r>
-      <w:r>
-        <w:t xml:space="preserve">”</w:t>
-      </w:r>
-      <w:r>
-        <w:t xml:space="preserve"> </w:t>
-      </w:r>
-      <w:r>
-        <w:t xml:space="preserve">and</w:t>
-      </w:r>
-      <w:r>
-        <w:t xml:space="preserve"> </w:t>
-      </w:r>
-      <w:r>
-        <w:t xml:space="preserve">“</w:t>
-      </w:r>
-      <w:r>
-        <w:t xml:space="preserve">needs more.</w:t>
-      </w:r>
-      <w:r>
-        <w:t xml:space="preserve">”</w:t>
-      </w:r>
-      <w:r>
-        <w:t xml:space="preserve"> </w:t>
-      </w:r>
-      <w:r>
-        <w:t xml:space="preserve">Any card with fewer than four rules gets the student a 60-second repeat at the front of Lesson 5.6 before the needles come out. Post the six rules at every station tonight.</w:t>
-      </w:r>
-    </w:p>
-    <w:p>
-      <w:pPr>
-        <w:pStyle w:val="Heading2"/>
-      </w:pPr>
       <w:bookmarkStart w:id="32" w:name="differentiation-and-supports"/>
       <w:r>
         <w:t xml:space="preserve">Differentiation and supports</w:t>
@@ -1710,7 +1848,7 @@
       <w:pPr>
         <w:numPr>
           <w:ilvl w:val="0"/>
-          <w:numId w:val="1002"/>
+          <w:numId w:val="1006"/>
         </w:numPr>
         <w:pStyle w:val="Compact"/>
       </w:pPr>
@@ -1734,7 +1872,7 @@
       <w:pPr>
         <w:numPr>
           <w:ilvl w:val="0"/>
-          <w:numId w:val="1002"/>
+          <w:numId w:val="1006"/>
         </w:numPr>
         <w:pStyle w:val="Compact"/>
       </w:pPr>
@@ -1746,7 +1884,7 @@
       <w:pPr>
         <w:numPr>
           <w:ilvl w:val="0"/>
-          <w:numId w:val="1002"/>
+          <w:numId w:val="1006"/>
         </w:numPr>
         <w:pStyle w:val="Compact"/>
       </w:pPr>
@@ -1758,7 +1896,7 @@
       <w:pPr>
         <w:numPr>
           <w:ilvl w:val="0"/>
-          <w:numId w:val="1002"/>
+          <w:numId w:val="1006"/>
         </w:numPr>
         <w:pStyle w:val="Compact"/>
       </w:pPr>
@@ -1770,7 +1908,7 @@
       <w:pPr>
         <w:numPr>
           <w:ilvl w:val="0"/>
-          <w:numId w:val="1002"/>
+          <w:numId w:val="1006"/>
         </w:numPr>
         <w:pStyle w:val="Compact"/>
       </w:pPr>
@@ -1782,7 +1920,7 @@
       <w:pPr>
         <w:numPr>
           <w:ilvl w:val="0"/>
-          <w:numId w:val="1002"/>
+          <w:numId w:val="1006"/>
         </w:numPr>
         <w:pStyle w:val="Compact"/>
       </w:pPr>
@@ -2092,7 +2230,7 @@
       <w:pPr>
         <w:numPr>
           <w:ilvl w:val="0"/>
-          <w:numId w:val="1003"/>
+          <w:numId w:val="1007"/>
         </w:numPr>
         <w:pStyle w:val="Compact"/>
       </w:pPr>
@@ -2116,7 +2254,7 @@
       <w:pPr>
         <w:numPr>
           <w:ilvl w:val="0"/>
-          <w:numId w:val="1003"/>
+          <w:numId w:val="1007"/>
         </w:numPr>
         <w:pStyle w:val="Compact"/>
       </w:pPr>
@@ -2140,7 +2278,7 @@
       <w:pPr>
         <w:numPr>
           <w:ilvl w:val="0"/>
-          <w:numId w:val="1003"/>
+          <w:numId w:val="1007"/>
         </w:numPr>
         <w:pStyle w:val="Compact"/>
       </w:pPr>
@@ -2152,7 +2290,7 @@
       <w:pPr>
         <w:numPr>
           <w:ilvl w:val="0"/>
-          <w:numId w:val="1003"/>
+          <w:numId w:val="1007"/>
         </w:numPr>
         <w:pStyle w:val="Compact"/>
       </w:pPr>
@@ -2176,7 +2314,7 @@
       <w:pPr>
         <w:numPr>
           <w:ilvl w:val="0"/>
-          <w:numId w:val="1003"/>
+          <w:numId w:val="1007"/>
         </w:numPr>
         <w:pStyle w:val="Compact"/>
       </w:pPr>
@@ -2203,7 +2341,7 @@
       <w:pPr>
         <w:numPr>
           <w:ilvl w:val="0"/>
-          <w:numId w:val="1003"/>
+          <w:numId w:val="1007"/>
         </w:numPr>
         <w:pStyle w:val="Compact"/>
       </w:pPr>
@@ -2225,7 +2363,7 @@
       <w:pPr>
         <w:numPr>
           <w:ilvl w:val="0"/>
-          <w:numId w:val="1004"/>
+          <w:numId w:val="1008"/>
         </w:numPr>
         <w:pStyle w:val="Compact"/>
       </w:pPr>
@@ -2237,7 +2375,7 @@
       <w:pPr>
         <w:numPr>
           <w:ilvl w:val="0"/>
-          <w:numId w:val="1004"/>
+          <w:numId w:val="1008"/>
         </w:numPr>
         <w:pStyle w:val="Compact"/>
       </w:pPr>
@@ -2249,7 +2387,7 @@
       <w:pPr>
         <w:numPr>
           <w:ilvl w:val="0"/>
-          <w:numId w:val="1004"/>
+          <w:numId w:val="1008"/>
         </w:numPr>
         <w:pStyle w:val="Compact"/>
       </w:pPr>
@@ -2279,7 +2417,7 @@
       <w:pPr>
         <w:numPr>
           <w:ilvl w:val="0"/>
-          <w:numId w:val="1004"/>
+          <w:numId w:val="1008"/>
         </w:numPr>
         <w:pStyle w:val="Compact"/>
       </w:pPr>
@@ -2291,7 +2429,7 @@
       <w:pPr>
         <w:numPr>
           <w:ilvl w:val="0"/>
-          <w:numId w:val="1004"/>
+          <w:numId w:val="1008"/>
         </w:numPr>
         <w:pStyle w:val="Compact"/>
       </w:pPr>
@@ -2303,7 +2441,7 @@
       <w:pPr>
         <w:numPr>
           <w:ilvl w:val="0"/>
-          <w:numId w:val="1004"/>
+          <w:numId w:val="1008"/>
         </w:numPr>
         <w:pStyle w:val="Compact"/>
       </w:pPr>
@@ -2315,7 +2453,7 @@
       <w:pPr>
         <w:numPr>
           <w:ilvl w:val="0"/>
-          <w:numId w:val="1004"/>
+          <w:numId w:val="1008"/>
         </w:numPr>
         <w:pStyle w:val="Compact"/>
       </w:pPr>
@@ -2327,7 +2465,7 @@
       <w:pPr>
         <w:numPr>
           <w:ilvl w:val="0"/>
-          <w:numId w:val="1004"/>
+          <w:numId w:val="1008"/>
         </w:numPr>
         <w:pStyle w:val="Compact"/>
       </w:pPr>
@@ -2623,6 +2761,118 @@
       </w:pPr>
     </w:lvl>
   </w:abstractNum>
+  <w:abstractNum w:abstractNumId="99411">
+    <w:nsid w:val="71315dca"/>
+    <w:multiLevelType w:val="multilevel"/>
+    <w:lvl w:ilvl="0">
+      <w:start w:val="1"/>
+      <w:numFmt w:val="decimal"/>
+      <w:lvlText w:val="%1."/>
+      <w:lvlJc w:val="left"/>
+      <w:pPr>
+        <w:tabs>
+          <w:tab w:val="num" w:pos="0"/>
+        </w:tabs>
+        <w:ind w:left="480" w:hanging="480"/>
+      </w:pPr>
+    </w:lvl>
+    <w:lvl w:ilvl="1">
+      <w:start w:val="1"/>
+      <w:numFmt w:val="decimal"/>
+      <w:lvlText w:val="%2."/>
+      <w:lvlJc w:val="left"/>
+      <w:pPr>
+        <w:tabs>
+          <w:tab w:val="num" w:pos="720"/>
+        </w:tabs>
+        <w:ind w:left="1200" w:hanging="480"/>
+      </w:pPr>
+    </w:lvl>
+    <w:lvl w:ilvl="2">
+      <w:start w:val="1"/>
+      <w:numFmt w:val="decimal"/>
+      <w:lvlText w:val="%3."/>
+      <w:lvlJc w:val="left"/>
+      <w:pPr>
+        <w:tabs>
+          <w:tab w:val="num" w:pos="1440"/>
+        </w:tabs>
+        <w:ind w:left="1920" w:hanging="480"/>
+      </w:pPr>
+    </w:lvl>
+    <w:lvl w:ilvl="3">
+      <w:start w:val="1"/>
+      <w:numFmt w:val="decimal"/>
+      <w:lvlText w:val="%4."/>
+      <w:lvlJc w:val="left"/>
+      <w:pPr>
+        <w:tabs>
+          <w:tab w:val="num" w:pos="2160"/>
+        </w:tabs>
+        <w:ind w:left="2640" w:hanging="480"/>
+      </w:pPr>
+    </w:lvl>
+    <w:lvl w:ilvl="4">
+      <w:start w:val="1"/>
+      <w:numFmt w:val="decimal"/>
+      <w:lvlText w:val="%5."/>
+      <w:lvlJc w:val="left"/>
+      <w:pPr>
+        <w:tabs>
+          <w:tab w:val="num" w:pos="2880"/>
+        </w:tabs>
+        <w:ind w:left="3360" w:hanging="480"/>
+      </w:pPr>
+    </w:lvl>
+    <w:lvl w:ilvl="5">
+      <w:start w:val="1"/>
+      <w:numFmt w:val="decimal"/>
+      <w:lvlText w:val="%6."/>
+      <w:lvlJc w:val="left"/>
+      <w:pPr>
+        <w:tabs>
+          <w:tab w:val="num" w:pos="3600"/>
+        </w:tabs>
+        <w:ind w:left="4080" w:hanging="480"/>
+      </w:pPr>
+    </w:lvl>
+    <w:lvl w:ilvl="6">
+      <w:start w:val="1"/>
+      <w:numFmt w:val="decimal"/>
+      <w:lvlText w:val="%7."/>
+      <w:lvlJc w:val="left"/>
+      <w:pPr>
+        <w:tabs>
+          <w:tab w:val="num" w:pos="4320"/>
+        </w:tabs>
+        <w:ind w:left="4800" w:hanging="480"/>
+      </w:pPr>
+    </w:lvl>
+    <w:lvl w:ilvl="7">
+      <w:start w:val="1"/>
+      <w:numFmt w:val="decimal"/>
+      <w:lvlText w:val="%8."/>
+      <w:lvlJc w:val="left"/>
+      <w:pPr>
+        <w:tabs>
+          <w:tab w:val="num" w:pos="5040"/>
+        </w:tabs>
+        <w:ind w:left="5520" w:hanging="480"/>
+      </w:pPr>
+    </w:lvl>
+    <w:lvl w:ilvl="8">
+      <w:start w:val="1"/>
+      <w:numFmt w:val="decimal"/>
+      <w:lvlText w:val="%9."/>
+      <w:lvlJc w:val="left"/>
+      <w:pPr>
+        <w:tabs>
+          <w:tab w:val="num" w:pos="5760"/>
+        </w:tabs>
+        <w:ind w:left="6240" w:hanging="480"/>
+      </w:pPr>
+    </w:lvl>
+  </w:abstractNum>
   <w:num w:numId="1000">
     <w:abstractNumId w:val="990"/>
   </w:num>
@@ -2630,12 +2880,51 @@
     <w:abstractNumId w:val="991"/>
   </w:num>
   <w:num w:numId="1002">
-    <w:abstractNumId w:val="991"/>
+    <w:abstractNumId w:val="99411"/>
+    <w:lvlOverride w:ilvl="0">
+      <w:startOverride w:val="1"/>
+    </w:lvlOverride>
+    <w:lvlOverride w:ilvl="1">
+      <w:startOverride w:val="1"/>
+    </w:lvlOverride>
+    <w:lvlOverride w:ilvl="2">
+      <w:startOverride w:val="1"/>
+    </w:lvlOverride>
+    <w:lvlOverride w:ilvl="3">
+      <w:startOverride w:val="1"/>
+    </w:lvlOverride>
+    <w:lvlOverride w:ilvl="4">
+      <w:startOverride w:val="1"/>
+    </w:lvlOverride>
+    <w:lvlOverride w:ilvl="5">
+      <w:startOverride w:val="1"/>
+    </w:lvlOverride>
+    <w:lvlOverride w:ilvl="6">
+      <w:startOverride w:val="1"/>
+    </w:lvlOverride>
+    <w:lvlOverride w:ilvl="7">
+      <w:startOverride w:val="1"/>
+    </w:lvlOverride>
+    <w:lvlOverride w:ilvl="8">
+      <w:startOverride w:val="1"/>
+    </w:lvlOverride>
   </w:num>
   <w:num w:numId="1003">
     <w:abstractNumId w:val="991"/>
   </w:num>
   <w:num w:numId="1004">
+    <w:abstractNumId w:val="991"/>
+  </w:num>
+  <w:num w:numId="1005">
+    <w:abstractNumId w:val="991"/>
+  </w:num>
+  <w:num w:numId="1006">
+    <w:abstractNumId w:val="991"/>
+  </w:num>
+  <w:num w:numId="1007">
+    <w:abstractNumId w:val="991"/>
+  </w:num>
+  <w:num w:numId="1008">
     <w:abstractNumId w:val="991"/>
   </w:num>
 </w:numbering>

--- a/downloads/teacher/04 Units/Unit 05 - Apparel and Textile Production and Design - Make It, Mend It, Wear It/Lesson 05.05 - Sewing Tools and Safety.docx
+++ b/downloads/teacher/04 Units/Unit 05 - Apparel and Textile Production and Design - Make It, Mend It, Wear It/Lesson 05.05 - Sewing Tools and Safety.docx
@@ -41,7 +41,7 @@
         <w:t xml:space="preserve"> </w:t>
       </w:r>
       <w:r>
-        <w:t xml:space="preserve">5.2 Hand Sewing Skills</w:t>
+        <w:t xml:space="preserve">5.2 Hand and Machine Sewing Skills</w:t>
       </w:r>
       <w:r>
         <w:t xml:space="preserve"> </w:t>
@@ -102,7 +102,7 @@
         <w:pStyle w:val="BodyText"/>
       </w:pPr>
       <w:r>
-        <w:t xml:space="preserve">I have not taught a sewing lab before. I observed a colleague’s sewing labs at Brentwood South and analyzed one for a Queens College course, and the thing I took away is that the tool discipline has to be set on day one or it never gets set. So this lesson is written tight on purpose, for me and for any teacher who picks it up.</w:t>
+        <w:t xml:space="preserve">I have not taught a sewing lab before. I observed a colleague’s sewing labs and analyzed one for a graduate course, and the thing I took away is that the tool discipline has to be set on day one or it never gets set. So this lesson is written tight on purpose, for me and for any teacher who picks it up.</w:t>
       </w:r>
     </w:p>
     <w:p>
@@ -216,7 +216,7 @@
         <w:pStyle w:val="FirstParagraph"/>
       </w:pPr>
       <w:r>
-        <w:t xml:space="preserve">Note on the citations: the task asked for two of HSW 4. a), c), d), e). Lines c) and e) are used because today is about applying practices while using tools and about the housekeeping routine that ends every station day; a) was taught in Lesson 5.3 and d) in Lesson 5.1, so the topic covers four of the nine HSW 4 lines across the unit. HSW 4. i), on demonstrating workplace safety skills through practice in a variety of classroom applications, is the line that the count routine satisfies across all fourteen sewing days of the unit, the ten in Topic 5.2 and the four project build days; it is cited in Lesson 5.11 where the sampler is scored.</w:t>
+        <w:t xml:space="preserve">Note on the citations: the task asked for two of HSW 4. a), c), d), e). Lines c) and e) are used because today is about applying practices while using tools and about the housekeeping routine that ends every station day; a) was taught in Lesson 5.3 and d) in Lesson 5.1, so the topic covers four of the nine HSW 4 lines across the unit. HSW 4. i), on demonstrating workplace safety skills through practice in a variety of classroom applications, is the line that the count routine satisfies across all twelve sewing days of the unit, the eight in Topic 5.2 and the four project build days; it is cited in Lesson 5.11 where the sampler is scored.</w:t>
       </w:r>
     </w:p>
     <w:p>
@@ -1550,7 +1550,7 @@
               <w:t xml:space="preserve"> </w:t>
             </w:r>
             <w:r>
-              <w:t xml:space="preserve">For each: what rule was broken, what could happen, what the station should do instead. Take one answer per card and correct anything soft. Close with the thing they will hear every day for the next thirteen days with a needle out, nine more in this topic and four on the build days:</w:t>
+              <w:t xml:space="preserve">For each: what rule was broken, what could happen, what the station should do instead. Take one answer per card and correct anything soft. Close with the thing they will hear every day for the next eleven days with a needle out, seven more in this topic and four on the build days:</w:t>
             </w:r>
             <w:r>
               <w:t xml:space="preserve"> </w:t>
@@ -2206,15 +2206,6 @@
       <w:r>
         <w:t xml:space="preserve">Technology and shop: if the building has a technology or makerspace teacher, their tool rules and their count routine are the same idea, and the two rooms should use the same words so a student hears one standard. Trade: they get a class that already counts, and FACS gets a look at how they store sharps. Health office: the nurse should know the week the needles come out and what the protocol is for a needle stick from a clean, never-used needle; ask before, not after. Community: a tailor, a dry cleaner’s seamstress, or a costume shop volunteer is the best guest in this whole unit and they are usually happy to come; they get an hour of respect, and the class gets somebody who has done ten thousand of these stitches.</w:t>
       </w:r>
-      <w:r>
-        <w:t xml:space="preserve"> </w:t>
-      </w:r>
-      <w:r>
-        <w:rPr>
-          <w:rStyle w:val="TeacherNote"/>
-        </w:rPr>
-        <w:t xml:space="preserve">[Sal: ask the local tailor or the high school drama costumer.]</w:t>
-      </w:r>
     </w:p>
     <w:p>
       <w:pPr>
@@ -2346,7 +2337,7 @@
         <w:pStyle w:val="Compact"/>
       </w:pPr>
       <w:r>
-        <w:t xml:space="preserve">Sal’s own materials: the SEYS 552 fieldwork analysis of a colleague’s sewing lesson at Brentwood South. The observation informed the decision to front-load tool discipline; none of the colleague’s materials are reproduced here, and the lesson is written new.</w:t>
+        <w:t xml:space="preserve">My own materials: my fieldwork analysis of a colleague’s sewing lesson. The observation informed the decision to front-load tool discipline; none of the colleague’s materials are reproduced here, and the lesson is written new.</w:t>
       </w:r>
     </w:p>
     <w:p>
@@ -2459,21 +2450,6 @@
       </w:pPr>
       <w:r>
         <w:t xml:space="preserve">Keep two threaded needles in the cushion at the start of every sewing day from here on, already knotted. They are for the student who cannot thread today, and handing one over without comment saves a student’s period.</w:t>
-      </w:r>
-    </w:p>
-    <w:p>
-      <w:pPr>
-        <w:numPr>
-          <w:ilvl w:val="0"/>
-          <w:numId w:val="1008"/>
-        </w:numPr>
-        <w:pStyle w:val="Compact"/>
-      </w:pPr>
-      <w:r>
-        <w:rPr>
-          <w:rStyle w:val="TeacherNote"/>
-        </w:rPr>
-        <w:t xml:space="preserve">[Sal: your room. Decide now whether the iron is in this unit at all. It is optional everywhere except pressing a fold in Lesson 5.10, and a fold can be pressed by hand. If you leave it out, say so on the slide and drop rule 5 to a line about heat tools in general.]</w:t>
       </w:r>
     </w:p>
     <w:sectPr>
